--- a/docs/project-documentation/Chapter_7_Conclusion.docx
+++ b/docs/project-documentation/Chapter_7_Conclusion.docx
@@ -102,7 +102,7 @@
           <w:sz w:val="24"/>
           <w:szCs w:val="24"/>
         </w:rPr>
-        <w:t xml:space="preserve">An Enterprise Cybersecurity Awareness and Incident Response Platform</w:t>
+        <w:t xml:space="preserve">A Cybersecurity Awareness and Incident Response Platform</w:t>
       </w:r>
     </w:p>
     <w:p>
@@ -166,7 +166,7 @@
         <w:t xml:space="preserve">Academic session: </w:t>
       </w:r>
       <w:r>
-        <w:t xml:space="preserve">ND3 IT, January 2023 intake</w:t>
+        <w:t xml:space="preserve">ND3 IT, January 2023</w:t>
       </w:r>
     </w:p>
     <w:p>
@@ -187,7 +187,7 @@
         <w:spacing w:after="120" w:line="300"/>
       </w:pPr>
       <w:r>
-        <w:t xml:space="preserve">The project set out to replace the informal, disconnected and unmeasured approach to security awareness and incident handling with one integrated platform. CyberShield Hub was analysed, designed, built and tested as a role-based system with a Django REST API, a React web application and a Flutter mobile application. It provides secure authentication, a training library, a quiz engine, a phishing simulator, incident reporting with evidence, a SOC-style incident queue, alerts and notifications, analytics and an audit trail.</w:t>
+        <w:t xml:space="preserve">The project set out to replace informal, separate and unmeasured security awareness and incident handling with one connected system. CyberShield Hub was analysed, designed, built and tested. It has a Django REST API, a React web app and a Flutter mobile app. It provides secure login, a training library, a quiz engine, a phishing simulator, incident reporting with evidence, a SOC-style incident queue, alerts and notifications, analytics and an audit trail.</w:t>
       </w:r>
     </w:p>
     <w:p>
@@ -195,7 +195,23 @@
         <w:pStyle w:val="Heading1"/>
       </w:pPr>
       <w:r>
-        <w:t xml:space="preserve">7.2 Achievement of Objectives</w:t>
+        <w:t xml:space="preserve">7.2 Achievement of the Objectives</w:t>
+      </w:r>
+    </w:p>
+    <w:p>
+      <w:pPr>
+        <w:keepNext/>
+        <w:spacing w:after="60" w:before="120"/>
+      </w:pPr>
+      <w:r>
+        <w:rPr>
+          <w:b/>
+          <w:bCs/>
+          <w:color w:val="555555"/>
+          <w:sz w:val="19"/>
+          <w:szCs w:val="19"/>
+        </w:rPr>
+        <w:t xml:space="preserve">Table 7.1: Achievement of objectives</w:t>
       </w:r>
     </w:p>
     <w:tbl>
@@ -274,7 +290,7 @@
                 <w:sz w:val="19"/>
                 <w:szCs w:val="19"/>
               </w:rPr>
-              <w:t xml:space="preserve">Outcome</w:t>
+              <w:t xml:space="preserve">Result</w:t>
             </w:r>
           </w:p>
         </w:tc>
@@ -306,7 +322,7 @@
                 <w:sz w:val="19"/>
                 <w:szCs w:val="19"/>
               </w:rPr>
-              <w:t xml:space="preserve">O1 Secure login and RBAC</w:t>
+              <w:t xml:space="preserve">O1 Secure login and roles</w:t>
             </w:r>
           </w:p>
         </w:tc>
@@ -333,7 +349,7 @@
                 <w:sz w:val="19"/>
                 <w:szCs w:val="19"/>
               </w:rPr>
-              <w:t xml:space="preserve">Achieved: JWT with refresh rotation and blacklist; three roles enforced on every endpoint; tests confirm refusal for wrong roles.</w:t>
+              <w:t xml:space="preserve">Achieved. JWT with refresh rotation and a blacklist; three roles enforced on every endpoint; tests confirm refusal for wrong roles.</w:t>
             </w:r>
           </w:p>
         </w:tc>
@@ -392,7 +408,7 @@
                 <w:sz w:val="19"/>
                 <w:szCs w:val="19"/>
               </w:rPr>
-              <w:t xml:space="preserve">Achieved: categorised lessons, progress, bookmarks, recommendations and admin authoring.</w:t>
+              <w:t xml:space="preserve">Achieved. Lessons by category, progress, bookmarks, recommendations and administrator editing.</w:t>
             </w:r>
           </w:p>
         </w:tc>
@@ -451,7 +467,7 @@
                 <w:sz w:val="19"/>
                 <w:szCs w:val="19"/>
               </w:rPr>
-              <w:t xml:space="preserve">Achieved: automatic grading, pass/fail, attempt limits, weakness analysis and recommendations.</w:t>
+              <w:t xml:space="preserve">Achieved. Automatic marking, pass or fail, attempt limits, weak-topic analysis and lesson tips.</w:t>
             </w:r>
           </w:p>
         </w:tc>
@@ -510,7 +526,7 @@
                 <w:sz w:val="19"/>
                 <w:szCs w:val="19"/>
               </w:rPr>
-              <w:t xml:space="preserve">Achieved: scenario inbox, URL inspection, red flags, scored feedback and admin authoring.</w:t>
+              <w:t xml:space="preserve">Achieved. Scenario inbox, link inspection, red flags, scored feedback and administrator editing.</w:t>
             </w:r>
           </w:p>
         </w:tc>
@@ -569,7 +585,7 @@
                 <w:sz w:val="19"/>
                 <w:szCs w:val="19"/>
               </w:rPr>
-              <w:t xml:space="preserve">Achieved: unique reference numbers, drafts and validated evidence upload (allow-listed types, 10 MB).</w:t>
+              <w:t xml:space="preserve">Achieved. Unique reference numbers, drafts and checked evidence upload (allowed types, 10 MB).</w:t>
             </w:r>
           </w:p>
         </w:tc>
@@ -601,7 +617,7 @@
                 <w:sz w:val="19"/>
                 <w:szCs w:val="19"/>
               </w:rPr>
-              <w:t xml:space="preserve">O6 Incident queue and workflow</w:t>
+              <w:t xml:space="preserve">O6 Incident queue and flow</w:t>
             </w:r>
           </w:p>
         </w:tc>
@@ -628,7 +644,7 @@
                 <w:sz w:val="19"/>
                 <w:szCs w:val="19"/>
               </w:rPr>
-              <w:t xml:space="preserve">Achieved: Kanban queue, assignment, status transitions and timeline.</w:t>
+              <w:t xml:space="preserve">Achieved. Board of columns, assignment, status changes and timeline.</w:t>
             </w:r>
           </w:p>
         </w:tc>
@@ -687,7 +703,7 @@
                 <w:sz w:val="19"/>
                 <w:szCs w:val="19"/>
               </w:rPr>
-              <w:t xml:space="preserve">Achieved: personal and organisation dashboards, alert publication and per-user notifications.</w:t>
+              <w:t xml:space="preserve">Achieved. Personal and organisation dashboards; alerts published by administrators and delivered to each user.</w:t>
             </w:r>
           </w:p>
         </w:tc>
@@ -746,7 +762,7 @@
                 <w:sz w:val="19"/>
                 <w:szCs w:val="19"/>
               </w:rPr>
-              <w:t xml:space="preserve">Achieved: every authenticated data-changing request logged; filter and CSV export.</w:t>
+              <w:t xml:space="preserve">Achieved. Every signed-in data-changing request is logged; filter and CSV export work.</w:t>
             </w:r>
           </w:p>
         </w:tc>
@@ -778,7 +794,7 @@
                 <w:sz w:val="19"/>
                 <w:szCs w:val="19"/>
               </w:rPr>
-              <w:t xml:space="preserve">O9 Automated testing</w:t>
+              <w:t xml:space="preserve">O9 Automatic tests</w:t>
             </w:r>
           </w:p>
         </w:tc>
@@ -805,7 +821,7 @@
                 <w:sz w:val="19"/>
                 <w:szCs w:val="19"/>
               </w:rPr>
-              <w:t xml:space="preserve">Achieved: 345 automated back-end tests passing.</w:t>
+              <w:t xml:space="preserve">Achieved. 348 automatic back-end tests passed and 24 live flow checks passed.</w:t>
             </w:r>
           </w:p>
         </w:tc>
@@ -837,7 +853,7 @@
                 <w:sz w:val="19"/>
                 <w:szCs w:val="19"/>
               </w:rPr>
-              <w:t xml:space="preserve">O10 Mobile app and documentation</w:t>
+              <w:t xml:space="preserve">O10 Mobile app and documents</w:t>
             </w:r>
           </w:p>
         </w:tc>
@@ -864,7 +880,7 @@
                 <w:sz w:val="19"/>
                 <w:szCs w:val="19"/>
               </w:rPr>
-              <w:t xml:space="preserve">Achieved: Flutter app covering the learner and reporter flows; this documentation set and the user manual.</w:t>
+              <w:t xml:space="preserve">Achieved. A Flutter app for the learner and reporter flows; seven chapters of documentation and a user manual.</w:t>
             </w:r>
           </w:p>
         </w:tc>
@@ -893,7 +909,7 @@
         <w:spacing w:after="60" w:line="288"/>
       </w:pPr>
       <w:r>
-        <w:t xml:space="preserve">One integrated system instead of several disconnected tools.</w:t>
+        <w:t xml:space="preserve">One connected system instead of several separate tools.</w:t>
       </w:r>
     </w:p>
     <w:p>
@@ -906,7 +922,7 @@
         <w:spacing w:after="60" w:line="288"/>
       </w:pPr>
       <w:r>
-        <w:t xml:space="preserve">Security built in: least-privilege roles, token handling, throttling, upload controls and audit.</w:t>
+        <w:t xml:space="preserve">Security built in: roles with least privilege, token handling, request limits, upload checks and an audit log.</w:t>
       </w:r>
     </w:p>
     <w:p>
@@ -919,7 +935,7 @@
         <w:spacing w:after="60" w:line="288"/>
       </w:pPr>
       <w:r>
-        <w:t xml:space="preserve">Modular architecture that is easy to extend and test.</w:t>
+        <w:t xml:space="preserve">A modular design that is easy to extend and test.</w:t>
       </w:r>
     </w:p>
     <w:p>
@@ -932,7 +948,7 @@
         <w:spacing w:after="60" w:line="288"/>
       </w:pPr>
       <w:r>
-        <w:t xml:space="preserve">Low cost: open-source stack and flexible database (SQLite or MySQL).</w:t>
+        <w:t xml:space="preserve">Low cost: open-source tools and a choice of database (SQLite or MySQL).</w:t>
       </w:r>
     </w:p>
     <w:p>
@@ -945,7 +961,7 @@
         <w:spacing w:after="60" w:line="288"/>
       </w:pPr>
       <w:r>
-        <w:t xml:space="preserve">Works on desktop and phone.</w:t>
+        <w:t xml:space="preserve">Works on computers and phones.</w:t>
       </w:r>
     </w:p>
     <w:p>
@@ -966,7 +982,7 @@
         <w:spacing w:after="60" w:line="288"/>
       </w:pPr>
       <w:r>
-        <w:t xml:space="preserve">E-mail delivery of reset and verification links depends on a configured SMTP service; no real mail server is bundled.</w:t>
+        <w:t xml:space="preserve">Sending reset and verification e-mails needs an SMTP service to be set up. No mail server is included.</w:t>
       </w:r>
     </w:p>
     <w:p>
@@ -979,7 +995,7 @@
         <w:spacing w:after="60" w:line="288"/>
       </w:pPr>
       <w:r>
-        <w:t xml:space="preserve">Phishing simulation is in-app only; it does not send simulated e-mails to real inboxes.</w:t>
+        <w:t xml:space="preserve">The phishing simulation is inside the app only. It does not send test e-mails to real inboxes.</w:t>
       </w:r>
     </w:p>
     <w:p>
@@ -992,7 +1008,7 @@
         <w:spacing w:after="60" w:line="288"/>
       </w:pPr>
       <w:r>
-        <w:t xml:space="preserve">Evidence files are stored but not scanned for malware.</w:t>
+        <w:t xml:space="preserve">Evidence files are stored but are not scanned for malware.</w:t>
       </w:r>
     </w:p>
     <w:p>
@@ -1005,7 +1021,7 @@
         <w:spacing w:after="60" w:line="288"/>
       </w:pPr>
       <w:r>
-        <w:t xml:space="preserve">No integration with directory services (single sign-on) or external SIEM tools.</w:t>
+        <w:t xml:space="preserve">There is no single sign-on and no link to SIEM tools.</w:t>
       </w:r>
     </w:p>
     <w:p>
@@ -1018,7 +1034,7 @@
         <w:spacing w:after="60" w:line="288"/>
       </w:pPr>
       <w:r>
-        <w:t xml:space="preserve">The mobile app targets learners and incident reporters; officer and administrator functions are web-only.</w:t>
+        <w:t xml:space="preserve">The mobile app covers learners and reporters. Officer and administrator screens are on the web only.</w:t>
       </w:r>
     </w:p>
     <w:p>
@@ -1031,15 +1047,7 @@
         <w:spacing w:after="60" w:line="288"/>
       </w:pPr>
       <w:r>
-        <w:t xml:space="preserve">Front-end and mobile automated tests are fewer than the back-end tests, so user-interface testing relies partly on manual scripts.</w:t>
-      </w:r>
-    </w:p>
-    <w:p>
-      <w:pPr>
-        <w:pStyle w:val="Heading1"/>
-      </w:pPr>
-      <w:r>
-        <w:t xml:space="preserve">7.5 Lessons Learned</w:t>
+        <w:t xml:space="preserve">The web and mobile apps have fewer automatic tests than the server, so part of the screen testing depends on the manual script.</w:t>
       </w:r>
     </w:p>
     <w:p>
@@ -1052,7 +1060,15 @@
         <w:spacing w:after="60" w:line="288"/>
       </w:pPr>
       <w:r>
-        <w:t xml:space="preserve">Writing business rules in a service layer made them reusable by both clients and easy to test.</w:t>
+        <w:t xml:space="preserve">One mobile screen test fails because of a small layout overflow (63 pixels) in the test window. The content is correct, but the layout needs a fix.</w:t>
+      </w:r>
+    </w:p>
+    <w:p>
+      <w:pPr>
+        <w:pStyle w:val="Heading1"/>
+      </w:pPr>
+      <w:r>
+        <w:t xml:space="preserve">7.5 Lessons Learned</w:t>
       </w:r>
     </w:p>
     <w:p>
@@ -1065,7 +1081,7 @@
         <w:spacing w:after="60" w:line="288"/>
       </w:pPr>
       <w:r>
-        <w:t xml:space="preserve">Writing tests alongside features found real defects early (attempt counting, token rotation, query efficiency).</w:t>
+        <w:t xml:space="preserve">Keeping business rules in a service layer let both apps share them and made them easy to test.</w:t>
       </w:r>
     </w:p>
     <w:p>
@@ -1078,7 +1094,7 @@
         <w:spacing w:after="60" w:line="288"/>
       </w:pPr>
       <w:r>
-        <w:t xml:space="preserve">Early fact-finding with users keeps the scope realistic.</w:t>
+        <w:t xml:space="preserve">Testing alongside development found real defects early. The final live test also found that uploaded files were not being checked, and this was fixed.</w:t>
       </w:r>
     </w:p>
     <w:p>
@@ -1091,7 +1107,20 @@
         <w:spacing w:after="60" w:line="288"/>
       </w:pPr>
       <w:r>
-        <w:t xml:space="preserve">Regular commits and a CI workflow make changes safer.</w:t>
+        <w:t xml:space="preserve">Early fact-finding keeps the scope realistic.</w:t>
+      </w:r>
+    </w:p>
+    <w:p>
+      <w:pPr>
+        <w:pStyle w:val="ListParagraph"/>
+        <w:numPr>
+          <w:ilvl w:val="0"/>
+          <w:numId w:val="2"/>
+        </w:numPr>
+        <w:spacing w:after="60" w:line="288"/>
+      </w:pPr>
+      <w:r>
+        <w:t xml:space="preserve">Regular commits and an automatic build make changes safer.</w:t>
       </w:r>
     </w:p>
     <w:p>
@@ -1100,6 +1129,22 @@
       </w:pPr>
       <w:r>
         <w:t xml:space="preserve">7.6 Future Plans</w:t>
+      </w:r>
+    </w:p>
+    <w:p>
+      <w:pPr>
+        <w:keepNext/>
+        <w:spacing w:after="60" w:before="120"/>
+      </w:pPr>
+      <w:r>
+        <w:rPr>
+          <w:b/>
+          <w:bCs/>
+          <w:color w:val="555555"/>
+          <w:sz w:val="19"/>
+          <w:szCs w:val="19"/>
+        </w:rPr>
+        <w:t xml:space="preserve">Table 7.2: Future plans</w:t>
       </w:r>
     </w:p>
     <w:tbl>
@@ -1148,7 +1193,7 @@
                 <w:sz w:val="19"/>
                 <w:szCs w:val="19"/>
               </w:rPr>
-              <w:t xml:space="preserve">Enhancement</w:t>
+              <w:t xml:space="preserve">Improvement</w:t>
             </w:r>
           </w:p>
         </w:tc>
@@ -1210,7 +1255,7 @@
                 <w:sz w:val="19"/>
                 <w:szCs w:val="19"/>
               </w:rPr>
-              <w:t xml:space="preserve">Single sign-on (Active Directory / Azure AD / Google) and multi-factor authentication</w:t>
+              <w:t xml:space="preserve">Single sign-on (Active Directory, Microsoft or Google) and multi-factor login</w:t>
             </w:r>
           </w:p>
         </w:tc>
@@ -1237,7 +1282,7 @@
                 <w:sz w:val="19"/>
                 <w:szCs w:val="19"/>
               </w:rPr>
-              <w:t xml:space="preserve">Stronger and easier log-in</w:t>
+              <w:t xml:space="preserve">Safer and easier login</w:t>
             </w:r>
           </w:p>
         </w:tc>
@@ -1269,7 +1314,7 @@
                 <w:sz w:val="19"/>
                 <w:szCs w:val="19"/>
               </w:rPr>
-              <w:t xml:space="preserve">Real e-mail integration and scheduled phishing campaigns with click tracking</w:t>
+              <w:t xml:space="preserve">Real e-mail sending and planned phishing campaigns with click tracking</w:t>
             </w:r>
           </w:p>
         </w:tc>
@@ -1296,7 +1341,7 @@
                 <w:sz w:val="19"/>
                 <w:szCs w:val="19"/>
               </w:rPr>
-              <w:t xml:space="preserve">Realistic measurement of behaviour</w:t>
+              <w:t xml:space="preserve">Realistic measure of behaviour</w:t>
             </w:r>
           </w:p>
         </w:tc>
@@ -1328,7 +1373,7 @@
                 <w:sz w:val="19"/>
                 <w:szCs w:val="19"/>
               </w:rPr>
-              <w:t xml:space="preserve">Antivirus scanning of uploaded evidence and secure object storage</w:t>
+              <w:t xml:space="preserve">Virus scanning of uploaded evidence and safe file storage</w:t>
             </w:r>
           </w:p>
         </w:tc>
@@ -1387,7 +1432,7 @@
                 <w:sz w:val="19"/>
                 <w:szCs w:val="19"/>
               </w:rPr>
-              <w:t xml:space="preserve">SIEM and log-source integration for automatic incident creation</w:t>
+              <w:t xml:space="preserve">Link to SIEM and log sources to create incidents automatically</w:t>
             </w:r>
           </w:p>
         </w:tc>
@@ -1446,7 +1491,7 @@
                 <w:sz w:val="19"/>
                 <w:szCs w:val="19"/>
               </w:rPr>
-              <w:t xml:space="preserve">Push notifications and offline mode on mobile; iOS release</w:t>
+              <w:t xml:space="preserve">Push notifications and offline mode on mobile; an iPhone release</w:t>
             </w:r>
           </w:p>
         </w:tc>
@@ -1473,7 +1518,7 @@
                 <w:sz w:val="19"/>
                 <w:szCs w:val="19"/>
               </w:rPr>
-              <w:t xml:space="preserve">Better reach and engagement</w:t>
+              <w:t xml:space="preserve">Better reach and use</w:t>
             </w:r>
           </w:p>
         </w:tc>
@@ -1564,7 +1609,7 @@
                 <w:sz w:val="19"/>
                 <w:szCs w:val="19"/>
               </w:rPr>
-              <w:t xml:space="preserve">Gamification: badges, leaderboards, streaks, certificates</w:t>
+              <w:t xml:space="preserve">Game features: badges, leaderboards, streaks and certificates</w:t>
             </w:r>
           </w:p>
         </w:tc>
@@ -1591,7 +1636,7 @@
                 <w:sz w:val="19"/>
                 <w:szCs w:val="19"/>
               </w:rPr>
-              <w:t xml:space="preserve">Higher engagement</w:t>
+              <w:t xml:space="preserve">More engagement</w:t>
             </w:r>
           </w:p>
         </w:tc>
@@ -1623,7 +1668,7 @@
                 <w:sz w:val="19"/>
                 <w:szCs w:val="19"/>
               </w:rPr>
-              <w:t xml:space="preserve">Multi-tenant support and multi-language content (including Shona and Ndebele)</w:t>
+              <w:t xml:space="preserve">Several organisations in one system and more languages (including Shona and Ndebele)</w:t>
             </w:r>
           </w:p>
         </w:tc>
@@ -1650,7 +1695,7 @@
                 <w:sz w:val="19"/>
                 <w:szCs w:val="19"/>
               </w:rPr>
-              <w:t xml:space="preserve">Wider adoption</w:t>
+              <w:t xml:space="preserve">Wider use</w:t>
             </w:r>
           </w:p>
         </w:tc>
@@ -1682,7 +1727,7 @@
                 <w:sz w:val="19"/>
                 <w:szCs w:val="19"/>
               </w:rPr>
-              <w:t xml:space="preserve">Advanced analytics: trend forecasting, per-department risk scores, scheduled PDF reports</w:t>
+              <w:t xml:space="preserve">Better analytics: trend forecasts, risk scores for each department, scheduled PDF reports</w:t>
             </w:r>
           </w:p>
         </w:tc>
@@ -1709,7 +1754,7 @@
                 <w:sz w:val="19"/>
                 <w:szCs w:val="19"/>
               </w:rPr>
-              <w:t xml:space="preserve">Better management decisions</w:t>
+              <w:t xml:space="preserve">Better decisions</w:t>
             </w:r>
           </w:p>
         </w:tc>
@@ -1741,7 +1786,7 @@
                 <w:sz w:val="19"/>
                 <w:szCs w:val="19"/>
               </w:rPr>
-              <w:t xml:space="preserve">Playbooks and SLA timers for incident response</w:t>
+              <w:t xml:space="preserve">Response playbooks and time limits (SLA timers) for incidents</w:t>
             </w:r>
           </w:p>
         </w:tc>
@@ -1768,7 +1813,7 @@
                 <w:sz w:val="19"/>
                 <w:szCs w:val="19"/>
               </w:rPr>
-              <w:t xml:space="preserve">Consistent, timely response</w:t>
+              <w:t xml:space="preserve">Steady and timely response</w:t>
             </w:r>
           </w:p>
         </w:tc>
@@ -1800,7 +1845,7 @@
                 <w:sz w:val="19"/>
                 <w:szCs w:val="19"/>
               </w:rPr>
-              <w:t xml:space="preserve">Container deployment (Docker) and automated backups</w:t>
+              <w:t xml:space="preserve">Docker deployment and automatic backups</w:t>
             </w:r>
           </w:p>
         </w:tc>
@@ -1828,6 +1873,65 @@
                 <w:szCs w:val="19"/>
               </w:rPr>
               <w:t xml:space="preserve">Easier operation</w:t>
+            </w:r>
+          </w:p>
+        </w:tc>
+      </w:tr>
+      <w:tr>
+        <w:trPr>
+          <w:cantSplit/>
+        </w:trPr>
+        <w:tc>
+          <w:tcPr>
+            <w:tcW w:type="dxa" w:w="5200"/>
+            <w:tcBorders>
+              <w:top w:val="single" w:color="B8C2D0" w:sz="4"/>
+              <w:left w:val="single" w:color="B8C2D0" w:sz="4"/>
+              <w:bottom w:val="single" w:color="B8C2D0" w:sz="4"/>
+              <w:right w:val="single" w:color="B8C2D0" w:sz="4"/>
+            </w:tcBorders>
+            <w:shd w:fill="FFFFFF" w:color="auto" w:val="clear"/>
+            <w:tcMar>
+              <w:top w:type="dxa" w:w="60"/>
+              <w:left w:type="dxa" w:w="100"/>
+              <w:bottom w:type="dxa" w:w="60"/>
+              <w:right w:type="dxa" w:w="100"/>
+            </w:tcMar>
+          </w:tcPr>
+          <w:p>
+            <w:r>
+              <w:rPr>
+                <w:sz w:val="19"/>
+                <w:szCs w:val="19"/>
+              </w:rPr>
+              <w:t xml:space="preserve">Fix the layout overflow found by the mobile alerts and account test</w:t>
+            </w:r>
+          </w:p>
+        </w:tc>
+        <w:tc>
+          <w:tcPr>
+            <w:tcW w:type="dxa" w:w="3826"/>
+            <w:tcBorders>
+              <w:top w:val="single" w:color="B8C2D0" w:sz="4"/>
+              <w:left w:val="single" w:color="B8C2D0" w:sz="4"/>
+              <w:bottom w:val="single" w:color="B8C2D0" w:sz="4"/>
+              <w:right w:val="single" w:color="B8C2D0" w:sz="4"/>
+            </w:tcBorders>
+            <w:shd w:fill="FFFFFF" w:color="auto" w:val="clear"/>
+            <w:tcMar>
+              <w:top w:type="dxa" w:w="60"/>
+              <w:left w:type="dxa" w:w="100"/>
+              <w:bottom w:type="dxa" w:w="60"/>
+              <w:right w:type="dxa" w:w="100"/>
+            </w:tcMar>
+          </w:tcPr>
+          <w:p>
+            <w:r>
+              <w:rPr>
+                <w:sz w:val="19"/>
+                <w:szCs w:val="19"/>
+              </w:rPr>
+              <w:t xml:space="preserve">All mobile tests pass</w:t>
             </w:r>
           </w:p>
         </w:tc>
@@ -1851,7 +1955,7 @@
         <w:spacing w:after="120" w:line="300"/>
       </w:pPr>
       <w:r>
-        <w:t xml:space="preserve">CyberShield Hub shows that a small team can deliver a secure, measurable and user-friendly security awareness and incident response platform using open-source tools. By combining continuous learning with an accountable response process, it helps an organisation move from reacting to incidents to preventing them.</w:t>
+        <w:t xml:space="preserve">CyberShield Hub shows that one developer can build a secure, measurable and easy-to-use security awareness and incident response platform with open-source tools. By joining continuous learning with an accountable response process, it helps an organisation move from reacting to incidents to preventing them.</w:t>
       </w:r>
     </w:p>
     <w:p>
@@ -1950,7 +2054,7 @@
         <w:spacing w:after="60" w:line="288"/>
       </w:pPr>
       <w:r>
-        <w:t xml:space="preserve">Republic of Zimbabwe. Cyber and Data Protection Act (2021).</w:t>
+        <w:t xml:space="preserve">Republic of Zimbabwe. Cyber and Data Protection Act, 2021.</w:t>
       </w:r>
     </w:p>
     <w:p>
@@ -1972,10 +2076,10 @@
       </w:pPr>
       <w:r>
         <w:rPr>
-          <w:sz w:val="22"/>
-          <w:szCs w:val="22"/>
+          <w:sz w:val="20"/>
+          <w:szCs w:val="20"/>
         </w:rPr>
-        <w:t xml:space="preserve">Date: ……………………….     Sign: Supervisor ……………………….     Student ……………………….</w:t>
+        <w:t xml:space="preserve">Date: …………………     Supervisor sign: …………………     Student sign: …………………</w:t>
       </w:r>
     </w:p>
     <w:sectPr>
@@ -2208,15 +2312,6 @@
         <w:ind w:left="540" w:hanging="270"/>
       </w:pPr>
     </w:lvl>
-    <w:lvl w:ilvl="1" w:tentative="1">
-      <w:start w:val="1"/>
-      <w:numFmt w:val="bullet"/>
-      <w:lvlText w:val="–"/>
-      <w:lvlJc w:val="left"/>
-      <w:pPr>
-        <w:ind w:left="1000" w:hanging="270"/>
-      </w:pPr>
-    </w:lvl>
   </w:abstractNum>
   <w:abstractNum w:abstractNumId="3" w15:restartNumberingAfterBreak="0">
     <w:multiLevelType w:val="hybridMultilevel"/>
@@ -2608,6 +2703,21 @@
   <w:style w:type="paragraph" w:styleId="Normal" w:default="1">
     <w:name w:val="Normal"/>
     <w:qFormat/>
+  </w:style>
+  <w:style w:type="table" w:styleId="TableNormal" w:default="true">
+    <w:name w:val="Normal Table"/>
+    <w:uiPriority w:val="99"/>
+    <w:semiHidden/>
+    <w:unhideWhenUsed/>
+    <w:tblPr>
+      <w:tblInd w:type="dxa" w:w="0"/>
+      <w:tblCellMar>
+        <w:top w:type="dxa" w:w="0"/>
+        <w:left w:type="dxa" w:w="108"/>
+        <w:bottom w:type="dxa" w:w="0"/>
+        <w:right w:type="dxa" w:w="108"/>
+      </w:tblCellMar>
+    </w:tblPr>
   </w:style>
   <w:style w:type="paragraph" w:styleId="Title">
     <w:name w:val="Title"/>

--- a/docs/project-documentation/Chapter_7_Conclusion.docx
+++ b/docs/project-documentation/Chapter_7_Conclusion.docx
@@ -1052,19 +1052,6 @@
     </w:p>
     <w:p>
       <w:pPr>
-        <w:pStyle w:val="ListParagraph"/>
-        <w:numPr>
-          <w:ilvl w:val="0"/>
-          <w:numId w:val="2"/>
-        </w:numPr>
-        <w:spacing w:after="60" w:line="288"/>
-      </w:pPr>
-      <w:r>
-        <w:t xml:space="preserve">One mobile screen test fails because of a small layout overflow (63 pixels) in the test window. The content is correct, but the layout needs a fix.</w:t>
-      </w:r>
-    </w:p>
-    <w:p>
-      <w:pPr>
         <w:pStyle w:val="Heading1"/>
       </w:pPr>
       <w:r>
@@ -1873,65 +1860,6 @@
                 <w:szCs w:val="19"/>
               </w:rPr>
               <w:t xml:space="preserve">Easier operation</w:t>
-            </w:r>
-          </w:p>
-        </w:tc>
-      </w:tr>
-      <w:tr>
-        <w:trPr>
-          <w:cantSplit/>
-        </w:trPr>
-        <w:tc>
-          <w:tcPr>
-            <w:tcW w:type="dxa" w:w="5200"/>
-            <w:tcBorders>
-              <w:top w:val="single" w:color="B8C2D0" w:sz="4"/>
-              <w:left w:val="single" w:color="B8C2D0" w:sz="4"/>
-              <w:bottom w:val="single" w:color="B8C2D0" w:sz="4"/>
-              <w:right w:val="single" w:color="B8C2D0" w:sz="4"/>
-            </w:tcBorders>
-            <w:shd w:fill="FFFFFF" w:color="auto" w:val="clear"/>
-            <w:tcMar>
-              <w:top w:type="dxa" w:w="60"/>
-              <w:left w:type="dxa" w:w="100"/>
-              <w:bottom w:type="dxa" w:w="60"/>
-              <w:right w:type="dxa" w:w="100"/>
-            </w:tcMar>
-          </w:tcPr>
-          <w:p>
-            <w:r>
-              <w:rPr>
-                <w:sz w:val="19"/>
-                <w:szCs w:val="19"/>
-              </w:rPr>
-              <w:t xml:space="preserve">Fix the layout overflow found by the mobile alerts and account test</w:t>
-            </w:r>
-          </w:p>
-        </w:tc>
-        <w:tc>
-          <w:tcPr>
-            <w:tcW w:type="dxa" w:w="3826"/>
-            <w:tcBorders>
-              <w:top w:val="single" w:color="B8C2D0" w:sz="4"/>
-              <w:left w:val="single" w:color="B8C2D0" w:sz="4"/>
-              <w:bottom w:val="single" w:color="B8C2D0" w:sz="4"/>
-              <w:right w:val="single" w:color="B8C2D0" w:sz="4"/>
-            </w:tcBorders>
-            <w:shd w:fill="FFFFFF" w:color="auto" w:val="clear"/>
-            <w:tcMar>
-              <w:top w:type="dxa" w:w="60"/>
-              <w:left w:type="dxa" w:w="100"/>
-              <w:bottom w:type="dxa" w:w="60"/>
-              <w:right w:type="dxa" w:w="100"/>
-            </w:tcMar>
-          </w:tcPr>
-          <w:p>
-            <w:r>
-              <w:rPr>
-                <w:sz w:val="19"/>
-                <w:szCs w:val="19"/>
-              </w:rPr>
-              <w:t xml:space="preserve">All mobile tests pass</w:t>
             </w:r>
           </w:p>
         </w:tc>

--- a/docs/project-documentation/Chapter_7_Conclusion.docx
+++ b/docs/project-documentation/Chapter_7_Conclusion.docx
@@ -187,7 +187,7 @@
         <w:spacing w:after="120" w:line="300"/>
       </w:pPr>
       <w:r>
-        <w:t xml:space="preserve">The project set out to replace informal, separate and unmeasured security awareness and incident handling with one connected system. CyberShield Hub was analysed, designed, built and tested. It has a Django REST API, a React web app and a Flutter mobile app. It provides secure login, a training library, a quiz engine, a phishing simulator, incident reporting with evidence, a SOC-style incident queue, alerts and notifications, analytics and an audit trail.</w:t>
+        <w:t xml:space="preserve">CyberShield Hub replaces informal, separate and unmeasured security awareness and incident handling with one connected system. It has a Django REST API and a React web app. It provides secure login, a training library, a quiz engine, a phishing simulator, incident reporting with evidence, a SOC queue, analytics and an audit trail.</w:t>
       </w:r>
     </w:p>
     <w:p>
@@ -196,6 +196,14 @@
       </w:pPr>
       <w:r>
         <w:t xml:space="preserve">7.2 Achievement of the Objectives</w:t>
+      </w:r>
+    </w:p>
+    <w:p>
+      <w:pPr>
+        <w:spacing w:after="120" w:line="300"/>
+      </w:pPr>
+      <w:r>
+        <w:t xml:space="preserve">Each objective is shown with its proof from Chapter 5. T numbers are the automatic test cases in section 5.6.3. M numbers are the live flow checks in section 5.6.4.</w:t>
       </w:r>
     </w:p>
     <w:p>
@@ -227,8 +235,9 @@
         </w:tblBorders>
       </w:tblPr>
       <w:tblGrid>
-        <w:gridCol w:w="3000"/>
-        <w:gridCol w:w="6026"/>
+        <w:gridCol w:w="2300"/>
+        <w:gridCol w:w="4426"/>
+        <w:gridCol w:w="2300"/>
       </w:tblGrid>
       <w:tr>
         <w:trPr>
@@ -236,7 +245,7 @@
         </w:trPr>
         <w:tc>
           <w:tcPr>
-            <w:tcW w:type="dxa" w:w="3000"/>
+            <w:tcW w:type="dxa" w:w="2300"/>
             <w:tcBorders>
               <w:top w:val="single" w:color="B8C2D0" w:sz="4"/>
               <w:left w:val="single" w:color="B8C2D0" w:sz="4"/>
@@ -266,7 +275,7 @@
         </w:tc>
         <w:tc>
           <w:tcPr>
-            <w:tcW w:type="dxa" w:w="6026"/>
+            <w:tcW w:type="dxa" w:w="4426"/>
             <w:tcBorders>
               <w:top w:val="single" w:color="B8C2D0" w:sz="4"/>
               <w:left w:val="single" w:color="B8C2D0" w:sz="4"/>
@@ -291,6 +300,36 @@
                 <w:szCs w:val="19"/>
               </w:rPr>
               <w:t xml:space="preserve">Result</w:t>
+            </w:r>
+          </w:p>
+        </w:tc>
+        <w:tc>
+          <w:tcPr>
+            <w:tcW w:type="dxa" w:w="2300"/>
+            <w:tcBorders>
+              <w:top w:val="single" w:color="B8C2D0" w:sz="4"/>
+              <w:left w:val="single" w:color="B8C2D0" w:sz="4"/>
+              <w:bottom w:val="single" w:color="B8C2D0" w:sz="4"/>
+              <w:right w:val="single" w:color="B8C2D0" w:sz="4"/>
+            </w:tcBorders>
+            <w:shd w:fill="1F3A5F" w:color="auto" w:val="clear"/>
+            <w:tcMar>
+              <w:top w:type="dxa" w:w="60"/>
+              <w:left w:type="dxa" w:w="100"/>
+              <w:bottom w:type="dxa" w:w="60"/>
+              <w:right w:type="dxa" w:w="100"/>
+            </w:tcMar>
+          </w:tcPr>
+          <w:p>
+            <w:r>
+              <w:rPr>
+                <w:b/>
+                <w:bCs/>
+                <w:color w:val="FFFFFF"/>
+                <w:sz w:val="19"/>
+                <w:szCs w:val="19"/>
+              </w:rPr>
+              <w:t xml:space="preserve">Proof</w:t>
             </w:r>
           </w:p>
         </w:tc>
@@ -301,7 +340,7 @@
         </w:trPr>
         <w:tc>
           <w:tcPr>
-            <w:tcW w:type="dxa" w:w="3000"/>
+            <w:tcW w:type="dxa" w:w="2300"/>
             <w:tcBorders>
               <w:top w:val="single" w:color="B8C2D0" w:sz="4"/>
               <w:left w:val="single" w:color="B8C2D0" w:sz="4"/>
@@ -328,7 +367,7 @@
         </w:tc>
         <w:tc>
           <w:tcPr>
-            <w:tcW w:type="dxa" w:w="6026"/>
+            <w:tcW w:type="dxa" w:w="4426"/>
             <w:tcBorders>
               <w:top w:val="single" w:color="B8C2D0" w:sz="4"/>
               <w:left w:val="single" w:color="B8C2D0" w:sz="4"/>
@@ -349,7 +388,34 @@
                 <w:sz w:val="19"/>
                 <w:szCs w:val="19"/>
               </w:rPr>
-              <w:t xml:space="preserve">Achieved. JWT with refresh rotation and a blacklist; three roles enforced on every endpoint; tests confirm refusal for wrong roles.</w:t>
+              <w:t xml:space="preserve">Achieved. JWT with refresh rotation and a blacklist; three roles; wrong passwords, deactivated accounts and too many tries are refused; wrong roles are refused.</w:t>
+            </w:r>
+          </w:p>
+        </w:tc>
+        <w:tc>
+          <w:tcPr>
+            <w:tcW w:type="dxa" w:w="2300"/>
+            <w:tcBorders>
+              <w:top w:val="single" w:color="B8C2D0" w:sz="4"/>
+              <w:left w:val="single" w:color="B8C2D0" w:sz="4"/>
+              <w:bottom w:val="single" w:color="B8C2D0" w:sz="4"/>
+              <w:right w:val="single" w:color="B8C2D0" w:sz="4"/>
+            </w:tcBorders>
+            <w:shd w:fill="FFFFFF" w:color="auto" w:val="clear"/>
+            <w:tcMar>
+              <w:top w:type="dxa" w:w="60"/>
+              <w:left w:type="dxa" w:w="100"/>
+              <w:bottom w:type="dxa" w:w="60"/>
+              <w:right w:type="dxa" w:w="100"/>
+            </w:tcMar>
+          </w:tcPr>
+          <w:p>
+            <w:r>
+              <w:rPr>
+                <w:sz w:val="19"/>
+                <w:szCs w:val="19"/>
+              </w:rPr>
+              <w:t xml:space="preserve">T04 to T10; M1b, M8a to M8c, M9, M12</w:t>
             </w:r>
           </w:p>
         </w:tc>
@@ -360,7 +426,7 @@
         </w:trPr>
         <w:tc>
           <w:tcPr>
-            <w:tcW w:type="dxa" w:w="3000"/>
+            <w:tcW w:type="dxa" w:w="2300"/>
             <w:tcBorders>
               <w:top w:val="single" w:color="B8C2D0" w:sz="4"/>
               <w:left w:val="single" w:color="B8C2D0" w:sz="4"/>
@@ -381,13 +447,13 @@
                 <w:sz w:val="19"/>
                 <w:szCs w:val="19"/>
               </w:rPr>
-              <w:t xml:space="preserve">O2 Training library</w:t>
-            </w:r>
-          </w:p>
-        </w:tc>
-        <w:tc>
-          <w:tcPr>
-            <w:tcW w:type="dxa" w:w="6026"/>
+              <w:t xml:space="preserve">O2 Quiz engine</w:t>
+            </w:r>
+          </w:p>
+        </w:tc>
+        <w:tc>
+          <w:tcPr>
+            <w:tcW w:type="dxa" w:w="4426"/>
             <w:tcBorders>
               <w:top w:val="single" w:color="B8C2D0" w:sz="4"/>
               <w:left w:val="single" w:color="B8C2D0" w:sz="4"/>
@@ -408,7 +474,34 @@
                 <w:sz w:val="19"/>
                 <w:szCs w:val="19"/>
               </w:rPr>
-              <w:t xml:space="preserve">Achieved. Lessons by category, progress, bookmarks, recommendations and administrator editing.</w:t>
+              <w:t xml:space="preserve">Achieved. The server marks the answers, saves the attempt, shows pass or fail and tips, and enforces the attempt limit.</w:t>
+            </w:r>
+          </w:p>
+        </w:tc>
+        <w:tc>
+          <w:tcPr>
+            <w:tcW w:type="dxa" w:w="2300"/>
+            <w:tcBorders>
+              <w:top w:val="single" w:color="B8C2D0" w:sz="4"/>
+              <w:left w:val="single" w:color="B8C2D0" w:sz="4"/>
+              <w:bottom w:val="single" w:color="B8C2D0" w:sz="4"/>
+              <w:right w:val="single" w:color="B8C2D0" w:sz="4"/>
+            </w:tcBorders>
+            <w:shd w:fill="FFFFFF" w:color="auto" w:val="clear"/>
+            <w:tcMar>
+              <w:top w:type="dxa" w:w="60"/>
+              <w:left w:type="dxa" w:w="100"/>
+              <w:bottom w:type="dxa" w:w="60"/>
+              <w:right w:type="dxa" w:w="100"/>
+            </w:tcMar>
+          </w:tcPr>
+          <w:p>
+            <w:r>
+              <w:rPr>
+                <w:sz w:val="19"/>
+                <w:szCs w:val="19"/>
+              </w:rPr>
+              <w:t xml:space="preserve">T19 to T22; M3</w:t>
             </w:r>
           </w:p>
         </w:tc>
@@ -419,7 +512,7 @@
         </w:trPr>
         <w:tc>
           <w:tcPr>
-            <w:tcW w:type="dxa" w:w="3000"/>
+            <w:tcW w:type="dxa" w:w="2300"/>
             <w:tcBorders>
               <w:top w:val="single" w:color="B8C2D0" w:sz="4"/>
               <w:left w:val="single" w:color="B8C2D0" w:sz="4"/>
@@ -440,13 +533,13 @@
                 <w:sz w:val="19"/>
                 <w:szCs w:val="19"/>
               </w:rPr>
-              <w:t xml:space="preserve">O3 Quiz engine</w:t>
-            </w:r>
-          </w:p>
-        </w:tc>
-        <w:tc>
-          <w:tcPr>
-            <w:tcW w:type="dxa" w:w="6026"/>
+              <w:t xml:space="preserve">O3 Incident reporting</w:t>
+            </w:r>
+          </w:p>
+        </w:tc>
+        <w:tc>
+          <w:tcPr>
+            <w:tcW w:type="dxa" w:w="4426"/>
             <w:tcBorders>
               <w:top w:val="single" w:color="B8C2D0" w:sz="4"/>
               <w:left w:val="single" w:color="B8C2D0" w:sz="4"/>
@@ -467,7 +560,34 @@
                 <w:sz w:val="19"/>
                 <w:szCs w:val="19"/>
               </w:rPr>
-              <w:t xml:space="preserve">Achieved. Automatic marking, pass or fail, attempt limits, weak-topic analysis and lesson tips.</w:t>
+              <w:t xml:space="preserve">Achieved. Unique reference numbers, drafts, and checked evidence upload (allowed types, 10 MB).</w:t>
+            </w:r>
+          </w:p>
+        </w:tc>
+        <w:tc>
+          <w:tcPr>
+            <w:tcW w:type="dxa" w:w="2300"/>
+            <w:tcBorders>
+              <w:top w:val="single" w:color="B8C2D0" w:sz="4"/>
+              <w:left w:val="single" w:color="B8C2D0" w:sz="4"/>
+              <w:bottom w:val="single" w:color="B8C2D0" w:sz="4"/>
+              <w:right w:val="single" w:color="B8C2D0" w:sz="4"/>
+            </w:tcBorders>
+            <w:shd w:fill="FFFFFF" w:color="auto" w:val="clear"/>
+            <w:tcMar>
+              <w:top w:type="dxa" w:w="60"/>
+              <w:left w:type="dxa" w:w="100"/>
+              <w:bottom w:type="dxa" w:w="60"/>
+              <w:right w:type="dxa" w:w="100"/>
+            </w:tcMar>
+          </w:tcPr>
+          <w:p>
+            <w:r>
+              <w:rPr>
+                <w:sz w:val="19"/>
+                <w:szCs w:val="19"/>
+              </w:rPr>
+              <w:t xml:space="preserve">T11, T12, T17, T18; M5a, M5b</w:t>
             </w:r>
           </w:p>
         </w:tc>
@@ -478,7 +598,7 @@
         </w:trPr>
         <w:tc>
           <w:tcPr>
-            <w:tcW w:type="dxa" w:w="3000"/>
+            <w:tcW w:type="dxa" w:w="2300"/>
             <w:tcBorders>
               <w:top w:val="single" w:color="B8C2D0" w:sz="4"/>
               <w:left w:val="single" w:color="B8C2D0" w:sz="4"/>
@@ -499,13 +619,13 @@
                 <w:sz w:val="19"/>
                 <w:szCs w:val="19"/>
               </w:rPr>
-              <w:t xml:space="preserve">O4 Phishing simulator</w:t>
-            </w:r>
-          </w:p>
-        </w:tc>
-        <w:tc>
-          <w:tcPr>
-            <w:tcW w:type="dxa" w:w="6026"/>
+              <w:t xml:space="preserve">O4 Incident queue and flow</w:t>
+            </w:r>
+          </w:p>
+        </w:tc>
+        <w:tc>
+          <w:tcPr>
+            <w:tcW w:type="dxa" w:w="4426"/>
             <w:tcBorders>
               <w:top w:val="single" w:color="B8C2D0" w:sz="4"/>
               <w:left w:val="single" w:color="B8C2D0" w:sz="4"/>
@@ -526,7 +646,34 @@
                 <w:sz w:val="19"/>
                 <w:szCs w:val="19"/>
               </w:rPr>
-              <w:t xml:space="preserve">Achieved. Scenario inbox, link inspection, red flags, scored feedback and administrator editing.</w:t>
+              <w:t xml:space="preserve">Achieved. Queue by status, assignment, status changes and a timeline that the reporter sees.</w:t>
+            </w:r>
+          </w:p>
+        </w:tc>
+        <w:tc>
+          <w:tcPr>
+            <w:tcW w:type="dxa" w:w="2300"/>
+            <w:tcBorders>
+              <w:top w:val="single" w:color="B8C2D0" w:sz="4"/>
+              <w:left w:val="single" w:color="B8C2D0" w:sz="4"/>
+              <w:bottom w:val="single" w:color="B8C2D0" w:sz="4"/>
+              <w:right w:val="single" w:color="B8C2D0" w:sz="4"/>
+            </w:tcBorders>
+            <w:shd w:fill="FFFFFF" w:color="auto" w:val="clear"/>
+            <w:tcMar>
+              <w:top w:type="dxa" w:w="60"/>
+              <w:left w:type="dxa" w:w="100"/>
+              <w:bottom w:type="dxa" w:w="60"/>
+              <w:right w:type="dxa" w:w="100"/>
+            </w:tcMar>
+          </w:tcPr>
+          <w:p>
+            <w:r>
+              <w:rPr>
+                <w:sz w:val="19"/>
+                <w:szCs w:val="19"/>
+              </w:rPr>
+              <w:t xml:space="preserve">T14 to T16; M6a to M6d</w:t>
             </w:r>
           </w:p>
         </w:tc>
@@ -537,7 +684,7 @@
         </w:trPr>
         <w:tc>
           <w:tcPr>
-            <w:tcW w:type="dxa" w:w="3000"/>
+            <w:tcW w:type="dxa" w:w="2300"/>
             <w:tcBorders>
               <w:top w:val="single" w:color="B8C2D0" w:sz="4"/>
               <w:left w:val="single" w:color="B8C2D0" w:sz="4"/>
@@ -558,13 +705,13 @@
                 <w:sz w:val="19"/>
                 <w:szCs w:val="19"/>
               </w:rPr>
-              <w:t xml:space="preserve">O5 Incident reporting</w:t>
-            </w:r>
-          </w:p>
-        </w:tc>
-        <w:tc>
-          <w:tcPr>
-            <w:tcW w:type="dxa" w:w="6026"/>
+              <w:t xml:space="preserve">O5 Audit log</w:t>
+            </w:r>
+          </w:p>
+        </w:tc>
+        <w:tc>
+          <w:tcPr>
+            <w:tcW w:type="dxa" w:w="4426"/>
             <w:tcBorders>
               <w:top w:val="single" w:color="B8C2D0" w:sz="4"/>
               <w:left w:val="single" w:color="B8C2D0" w:sz="4"/>
@@ -585,18 +732,13 @@
                 <w:sz w:val="19"/>
                 <w:szCs w:val="19"/>
               </w:rPr>
-              <w:t xml:space="preserve">Achieved. Unique reference numbers, drafts and checked evidence upload (allowed types, 10 MB).</w:t>
-            </w:r>
-          </w:p>
-        </w:tc>
-      </w:tr>
-      <w:tr>
-        <w:trPr>
-          <w:cantSplit/>
-        </w:trPr>
-        <w:tc>
-          <w:tcPr>
-            <w:tcW w:type="dxa" w:w="3000"/>
+              <w:t xml:space="preserve">Achieved. Signed-in data-changing requests are logged, read-only requests are not, and administrators export the log.</w:t>
+            </w:r>
+          </w:p>
+        </w:tc>
+        <w:tc>
+          <w:tcPr>
+            <w:tcW w:type="dxa" w:w="2300"/>
             <w:tcBorders>
               <w:top w:val="single" w:color="B8C2D0" w:sz="4"/>
               <w:left w:val="single" w:color="B8C2D0" w:sz="4"/>
@@ -617,270 +759,7 @@
                 <w:sz w:val="19"/>
                 <w:szCs w:val="19"/>
               </w:rPr>
-              <w:t xml:space="preserve">O6 Incident queue and flow</w:t>
-            </w:r>
-          </w:p>
-        </w:tc>
-        <w:tc>
-          <w:tcPr>
-            <w:tcW w:type="dxa" w:w="6026"/>
-            <w:tcBorders>
-              <w:top w:val="single" w:color="B8C2D0" w:sz="4"/>
-              <w:left w:val="single" w:color="B8C2D0" w:sz="4"/>
-              <w:bottom w:val="single" w:color="B8C2D0" w:sz="4"/>
-              <w:right w:val="single" w:color="B8C2D0" w:sz="4"/>
-            </w:tcBorders>
-            <w:shd w:fill="FFFFFF" w:color="auto" w:val="clear"/>
-            <w:tcMar>
-              <w:top w:type="dxa" w:w="60"/>
-              <w:left w:type="dxa" w:w="100"/>
-              <w:bottom w:type="dxa" w:w="60"/>
-              <w:right w:type="dxa" w:w="100"/>
-            </w:tcMar>
-          </w:tcPr>
-          <w:p>
-            <w:r>
-              <w:rPr>
-                <w:sz w:val="19"/>
-                <w:szCs w:val="19"/>
-              </w:rPr>
-              <w:t xml:space="preserve">Achieved. Board of columns, assignment, status changes and timeline.</w:t>
-            </w:r>
-          </w:p>
-        </w:tc>
-      </w:tr>
-      <w:tr>
-        <w:trPr>
-          <w:cantSplit/>
-        </w:trPr>
-        <w:tc>
-          <w:tcPr>
-            <w:tcW w:type="dxa" w:w="3000"/>
-            <w:tcBorders>
-              <w:top w:val="single" w:color="B8C2D0" w:sz="4"/>
-              <w:left w:val="single" w:color="B8C2D0" w:sz="4"/>
-              <w:bottom w:val="single" w:color="B8C2D0" w:sz="4"/>
-              <w:right w:val="single" w:color="B8C2D0" w:sz="4"/>
-            </w:tcBorders>
-            <w:shd w:fill="FFFFFF" w:color="auto" w:val="clear"/>
-            <w:tcMar>
-              <w:top w:type="dxa" w:w="60"/>
-              <w:left w:type="dxa" w:w="100"/>
-              <w:bottom w:type="dxa" w:w="60"/>
-              <w:right w:type="dxa" w:w="100"/>
-            </w:tcMar>
-          </w:tcPr>
-          <w:p>
-            <w:r>
-              <w:rPr>
-                <w:sz w:val="19"/>
-                <w:szCs w:val="19"/>
-              </w:rPr>
-              <w:t xml:space="preserve">O7 Analytics and alerts</w:t>
-            </w:r>
-          </w:p>
-        </w:tc>
-        <w:tc>
-          <w:tcPr>
-            <w:tcW w:type="dxa" w:w="6026"/>
-            <w:tcBorders>
-              <w:top w:val="single" w:color="B8C2D0" w:sz="4"/>
-              <w:left w:val="single" w:color="B8C2D0" w:sz="4"/>
-              <w:bottom w:val="single" w:color="B8C2D0" w:sz="4"/>
-              <w:right w:val="single" w:color="B8C2D0" w:sz="4"/>
-            </w:tcBorders>
-            <w:shd w:fill="FFFFFF" w:color="auto" w:val="clear"/>
-            <w:tcMar>
-              <w:top w:type="dxa" w:w="60"/>
-              <w:left w:type="dxa" w:w="100"/>
-              <w:bottom w:type="dxa" w:w="60"/>
-              <w:right w:type="dxa" w:w="100"/>
-            </w:tcMar>
-          </w:tcPr>
-          <w:p>
-            <w:r>
-              <w:rPr>
-                <w:sz w:val="19"/>
-                <w:szCs w:val="19"/>
-              </w:rPr>
-              <w:t xml:space="preserve">Achieved. Personal and organisation dashboards; alerts published by administrators and delivered to each user.</w:t>
-            </w:r>
-          </w:p>
-        </w:tc>
-      </w:tr>
-      <w:tr>
-        <w:trPr>
-          <w:cantSplit/>
-        </w:trPr>
-        <w:tc>
-          <w:tcPr>
-            <w:tcW w:type="dxa" w:w="3000"/>
-            <w:tcBorders>
-              <w:top w:val="single" w:color="B8C2D0" w:sz="4"/>
-              <w:left w:val="single" w:color="B8C2D0" w:sz="4"/>
-              <w:bottom w:val="single" w:color="B8C2D0" w:sz="4"/>
-              <w:right w:val="single" w:color="B8C2D0" w:sz="4"/>
-            </w:tcBorders>
-            <w:shd w:fill="FFFFFF" w:color="auto" w:val="clear"/>
-            <w:tcMar>
-              <w:top w:type="dxa" w:w="60"/>
-              <w:left w:type="dxa" w:w="100"/>
-              <w:bottom w:type="dxa" w:w="60"/>
-              <w:right w:type="dxa" w:w="100"/>
-            </w:tcMar>
-          </w:tcPr>
-          <w:p>
-            <w:r>
-              <w:rPr>
-                <w:sz w:val="19"/>
-                <w:szCs w:val="19"/>
-              </w:rPr>
-              <w:t xml:space="preserve">O8 Audit</w:t>
-            </w:r>
-          </w:p>
-        </w:tc>
-        <w:tc>
-          <w:tcPr>
-            <w:tcW w:type="dxa" w:w="6026"/>
-            <w:tcBorders>
-              <w:top w:val="single" w:color="B8C2D0" w:sz="4"/>
-              <w:left w:val="single" w:color="B8C2D0" w:sz="4"/>
-              <w:bottom w:val="single" w:color="B8C2D0" w:sz="4"/>
-              <w:right w:val="single" w:color="B8C2D0" w:sz="4"/>
-            </w:tcBorders>
-            <w:shd w:fill="FFFFFF" w:color="auto" w:val="clear"/>
-            <w:tcMar>
-              <w:top w:type="dxa" w:w="60"/>
-              <w:left w:type="dxa" w:w="100"/>
-              <w:bottom w:type="dxa" w:w="60"/>
-              <w:right w:type="dxa" w:w="100"/>
-            </w:tcMar>
-          </w:tcPr>
-          <w:p>
-            <w:r>
-              <w:rPr>
-                <w:sz w:val="19"/>
-                <w:szCs w:val="19"/>
-              </w:rPr>
-              <w:t xml:space="preserve">Achieved. Every signed-in data-changing request is logged; filter and CSV export work.</w:t>
-            </w:r>
-          </w:p>
-        </w:tc>
-      </w:tr>
-      <w:tr>
-        <w:trPr>
-          <w:cantSplit/>
-        </w:trPr>
-        <w:tc>
-          <w:tcPr>
-            <w:tcW w:type="dxa" w:w="3000"/>
-            <w:tcBorders>
-              <w:top w:val="single" w:color="B8C2D0" w:sz="4"/>
-              <w:left w:val="single" w:color="B8C2D0" w:sz="4"/>
-              <w:bottom w:val="single" w:color="B8C2D0" w:sz="4"/>
-              <w:right w:val="single" w:color="B8C2D0" w:sz="4"/>
-            </w:tcBorders>
-            <w:shd w:fill="FFFFFF" w:color="auto" w:val="clear"/>
-            <w:tcMar>
-              <w:top w:type="dxa" w:w="60"/>
-              <w:left w:type="dxa" w:w="100"/>
-              <w:bottom w:type="dxa" w:w="60"/>
-              <w:right w:type="dxa" w:w="100"/>
-            </w:tcMar>
-          </w:tcPr>
-          <w:p>
-            <w:r>
-              <w:rPr>
-                <w:sz w:val="19"/>
-                <w:szCs w:val="19"/>
-              </w:rPr>
-              <w:t xml:space="preserve">O9 Automatic tests</w:t>
-            </w:r>
-          </w:p>
-        </w:tc>
-        <w:tc>
-          <w:tcPr>
-            <w:tcW w:type="dxa" w:w="6026"/>
-            <w:tcBorders>
-              <w:top w:val="single" w:color="B8C2D0" w:sz="4"/>
-              <w:left w:val="single" w:color="B8C2D0" w:sz="4"/>
-              <w:bottom w:val="single" w:color="B8C2D0" w:sz="4"/>
-              <w:right w:val="single" w:color="B8C2D0" w:sz="4"/>
-            </w:tcBorders>
-            <w:shd w:fill="FFFFFF" w:color="auto" w:val="clear"/>
-            <w:tcMar>
-              <w:top w:type="dxa" w:w="60"/>
-              <w:left w:type="dxa" w:w="100"/>
-              <w:bottom w:type="dxa" w:w="60"/>
-              <w:right w:type="dxa" w:w="100"/>
-            </w:tcMar>
-          </w:tcPr>
-          <w:p>
-            <w:r>
-              <w:rPr>
-                <w:sz w:val="19"/>
-                <w:szCs w:val="19"/>
-              </w:rPr>
-              <w:t xml:space="preserve">Achieved. 348 automatic back-end tests passed and 24 live flow checks passed.</w:t>
-            </w:r>
-          </w:p>
-        </w:tc>
-      </w:tr>
-      <w:tr>
-        <w:trPr>
-          <w:cantSplit/>
-        </w:trPr>
-        <w:tc>
-          <w:tcPr>
-            <w:tcW w:type="dxa" w:w="3000"/>
-            <w:tcBorders>
-              <w:top w:val="single" w:color="B8C2D0" w:sz="4"/>
-              <w:left w:val="single" w:color="B8C2D0" w:sz="4"/>
-              <w:bottom w:val="single" w:color="B8C2D0" w:sz="4"/>
-              <w:right w:val="single" w:color="B8C2D0" w:sz="4"/>
-            </w:tcBorders>
-            <w:shd w:fill="FFFFFF" w:color="auto" w:val="clear"/>
-            <w:tcMar>
-              <w:top w:type="dxa" w:w="60"/>
-              <w:left w:type="dxa" w:w="100"/>
-              <w:bottom w:type="dxa" w:w="60"/>
-              <w:right w:type="dxa" w:w="100"/>
-            </w:tcMar>
-          </w:tcPr>
-          <w:p>
-            <w:r>
-              <w:rPr>
-                <w:sz w:val="19"/>
-                <w:szCs w:val="19"/>
-              </w:rPr>
-              <w:t xml:space="preserve">O10 Mobile app and documents</w:t>
-            </w:r>
-          </w:p>
-        </w:tc>
-        <w:tc>
-          <w:tcPr>
-            <w:tcW w:type="dxa" w:w="6026"/>
-            <w:tcBorders>
-              <w:top w:val="single" w:color="B8C2D0" w:sz="4"/>
-              <w:left w:val="single" w:color="B8C2D0" w:sz="4"/>
-              <w:bottom w:val="single" w:color="B8C2D0" w:sz="4"/>
-              <w:right w:val="single" w:color="B8C2D0" w:sz="4"/>
-            </w:tcBorders>
-            <w:shd w:fill="FFFFFF" w:color="auto" w:val="clear"/>
-            <w:tcMar>
-              <w:top w:type="dxa" w:w="60"/>
-              <w:left w:type="dxa" w:w="100"/>
-              <w:bottom w:type="dxa" w:w="60"/>
-              <w:right w:type="dxa" w:w="100"/>
-            </w:tcMar>
-          </w:tcPr>
-          <w:p>
-            <w:r>
-              <w:rPr>
-                <w:sz w:val="19"/>
-                <w:szCs w:val="19"/>
-              </w:rPr>
-              <w:t xml:space="preserve">Achieved. A Flutter app for the learner and reporter flows; seven chapters of documentation and a user manual.</w:t>
+              <w:t xml:space="preserve">T24, T25; M10a, M10b</w:t>
             </w:r>
           </w:p>
         </w:tc>
@@ -922,7 +801,7 @@
         <w:spacing w:after="60" w:line="288"/>
       </w:pPr>
       <w:r>
-        <w:t xml:space="preserve">Security built in: roles with least privilege, token handling, request limits, upload checks and an audit log.</w:t>
+        <w:t xml:space="preserve">Security built in: roles, token handling, request limits, upload checks and an audit log.</w:t>
       </w:r>
     </w:p>
     <w:p>
@@ -935,7 +814,7 @@
         <w:spacing w:after="60" w:line="288"/>
       </w:pPr>
       <w:r>
-        <w:t xml:space="preserve">A modular design that is easy to extend and test.</w:t>
+        <w:t xml:space="preserve">One Django app for each area, which keeps the code easy to extend and test.</w:t>
       </w:r>
     </w:p>
     <w:p>
@@ -948,7 +827,15 @@
         <w:spacing w:after="60" w:line="288"/>
       </w:pPr>
       <w:r>
-        <w:t xml:space="preserve">Low cost: open-source tools and a choice of database (SQLite or MySQL).</w:t>
+        <w:t xml:space="preserve">Low cost: open-source tools and a choice of SQLite or MySQL.</w:t>
+      </w:r>
+    </w:p>
+    <w:p>
+      <w:pPr>
+        <w:pStyle w:val="Heading1"/>
+      </w:pPr>
+      <w:r>
+        <w:t xml:space="preserve">7.4 Limitations</w:t>
       </w:r>
     </w:p>
     <w:p>
@@ -961,15 +848,7 @@
         <w:spacing w:after="60" w:line="288"/>
       </w:pPr>
       <w:r>
-        <w:t xml:space="preserve">Works on computers and phones.</w:t>
-      </w:r>
-    </w:p>
-    <w:p>
-      <w:pPr>
-        <w:pStyle w:val="Heading1"/>
-      </w:pPr>
-      <w:r>
-        <w:t xml:space="preserve">7.4 Limitations</w:t>
+        <w:t xml:space="preserve">Reset and verification e-mails need an SMTP service. No mail server is included.</w:t>
       </w:r>
     </w:p>
     <w:p>
@@ -982,7 +861,7 @@
         <w:spacing w:after="60" w:line="288"/>
       </w:pPr>
       <w:r>
-        <w:t xml:space="preserve">Sending reset and verification e-mails needs an SMTP service to be set up. No mail server is included.</w:t>
+        <w:t xml:space="preserve">The phishing simulation is an inbox inside the system. It does not send e-mails to real inboxes.</w:t>
       </w:r>
     </w:p>
     <w:p>
@@ -995,7 +874,7 @@
         <w:spacing w:after="60" w:line="288"/>
       </w:pPr>
       <w:r>
-        <w:t xml:space="preserve">The phishing simulation is inside the app only. It does not send test e-mails to real inboxes.</w:t>
+        <w:t xml:space="preserve">Evidence files are stored. They are not scanned for malware.</w:t>
       </w:r>
     </w:p>
     <w:p>
@@ -1008,7 +887,15 @@
         <w:spacing w:after="60" w:line="288"/>
       </w:pPr>
       <w:r>
-        <w:t xml:space="preserve">Evidence files are stored but are not scanned for malware.</w:t>
+        <w:t xml:space="preserve">There is no single sign-on and no link to SIEM tools.</w:t>
+      </w:r>
+    </w:p>
+    <w:p>
+      <w:pPr>
+        <w:pStyle w:val="Heading1"/>
+      </w:pPr>
+      <w:r>
+        <w:t xml:space="preserve">7.5 Lessons Learned</w:t>
       </w:r>
     </w:p>
     <w:p>
@@ -1021,7 +908,7 @@
         <w:spacing w:after="60" w:line="288"/>
       </w:pPr>
       <w:r>
-        <w:t xml:space="preserve">There is no single sign-on and no link to SIEM tools.</w:t>
+        <w:t xml:space="preserve">Business rules in a service layer are easy to test.</w:t>
       </w:r>
     </w:p>
     <w:p>
@@ -1034,7 +921,7 @@
         <w:spacing w:after="60" w:line="288"/>
       </w:pPr>
       <w:r>
-        <w:t xml:space="preserve">The mobile app covers learners and reporters. Officer and administrator screens are on the web only.</w:t>
+        <w:t xml:space="preserve">Testing alongside development finds defects early. The final live test found that uploaded files were not checked. The fix is in place.</w:t>
       </w:r>
     </w:p>
     <w:p>
@@ -1047,67 +934,7 @@
         <w:spacing w:after="60" w:line="288"/>
       </w:pPr>
       <w:r>
-        <w:t xml:space="preserve">The web and mobile apps have fewer automatic tests than the server, so part of the screen testing depends on the manual script.</w:t>
-      </w:r>
-    </w:p>
-    <w:p>
-      <w:pPr>
-        <w:pStyle w:val="Heading1"/>
-      </w:pPr>
-      <w:r>
-        <w:t xml:space="preserve">7.5 Lessons Learned</w:t>
-      </w:r>
-    </w:p>
-    <w:p>
-      <w:pPr>
-        <w:pStyle w:val="ListParagraph"/>
-        <w:numPr>
-          <w:ilvl w:val="0"/>
-          <w:numId w:val="2"/>
-        </w:numPr>
-        <w:spacing w:after="60" w:line="288"/>
-      </w:pPr>
-      <w:r>
-        <w:t xml:space="preserve">Keeping business rules in a service layer let both apps share them and made them easy to test.</w:t>
-      </w:r>
-    </w:p>
-    <w:p>
-      <w:pPr>
-        <w:pStyle w:val="ListParagraph"/>
-        <w:numPr>
-          <w:ilvl w:val="0"/>
-          <w:numId w:val="2"/>
-        </w:numPr>
-        <w:spacing w:after="60" w:line="288"/>
-      </w:pPr>
-      <w:r>
-        <w:t xml:space="preserve">Testing alongside development found real defects early. The final live test also found that uploaded files were not being checked, and this was fixed.</w:t>
-      </w:r>
-    </w:p>
-    <w:p>
-      <w:pPr>
-        <w:pStyle w:val="ListParagraph"/>
-        <w:numPr>
-          <w:ilvl w:val="0"/>
-          <w:numId w:val="2"/>
-        </w:numPr>
-        <w:spacing w:after="60" w:line="288"/>
-      </w:pPr>
-      <w:r>
         <w:t xml:space="preserve">Early fact-finding keeps the scope realistic.</w:t>
-      </w:r>
-    </w:p>
-    <w:p>
-      <w:pPr>
-        <w:pStyle w:val="ListParagraph"/>
-        <w:numPr>
-          <w:ilvl w:val="0"/>
-          <w:numId w:val="2"/>
-        </w:numPr>
-        <w:spacing w:after="60" w:line="288"/>
-      </w:pPr>
-      <w:r>
-        <w:t xml:space="preserve">Regular commits and an automatic build make changes safer.</w:t>
       </w:r>
     </w:p>
     <w:p>
@@ -1180,7 +1007,7 @@
                 <w:sz w:val="19"/>
                 <w:szCs w:val="19"/>
               </w:rPr>
-              <w:t xml:space="preserve">Improvement</w:t>
+              <w:t xml:space="preserve">Plan</w:t>
             </w:r>
           </w:p>
         </w:tc>
@@ -1242,7 +1069,7 @@
                 <w:sz w:val="19"/>
                 <w:szCs w:val="19"/>
               </w:rPr>
-              <w:t xml:space="preserve">Single sign-on (Active Directory, Microsoft or Google) and multi-factor login</w:t>
+              <w:t xml:space="preserve">Single sign-on and multi-factor login</w:t>
             </w:r>
           </w:p>
         </w:tc>
@@ -1301,7 +1128,7 @@
                 <w:sz w:val="19"/>
                 <w:szCs w:val="19"/>
               </w:rPr>
-              <w:t xml:space="preserve">Real e-mail sending and planned phishing campaigns with click tracking</w:t>
+              <w:t xml:space="preserve">Real e-mail sending for phishing campaigns with click tracking</w:t>
             </w:r>
           </w:p>
         </w:tc>
@@ -1360,7 +1187,7 @@
                 <w:sz w:val="19"/>
                 <w:szCs w:val="19"/>
               </w:rPr>
-              <w:t xml:space="preserve">Virus scanning of uploaded evidence and safe file storage</w:t>
+              <w:t xml:space="preserve">Virus scanning of uploaded evidence</w:t>
             </w:r>
           </w:p>
         </w:tc>
@@ -1419,7 +1246,7 @@
                 <w:sz w:val="19"/>
                 <w:szCs w:val="19"/>
               </w:rPr>
-              <w:t xml:space="preserve">Link to SIEM and log sources to create incidents automatically</w:t>
+              <w:t xml:space="preserve">Link to SIEM and log sources</w:t>
             </w:r>
           </w:p>
         </w:tc>
@@ -1446,7 +1273,7 @@
                 <w:sz w:val="19"/>
                 <w:szCs w:val="19"/>
               </w:rPr>
-              <w:t xml:space="preserve">Faster detection</w:t>
+              <w:t xml:space="preserve">Incidents created automatically</w:t>
             </w:r>
           </w:p>
         </w:tc>
@@ -1478,7 +1305,7 @@
                 <w:sz w:val="19"/>
                 <w:szCs w:val="19"/>
               </w:rPr>
-              <w:t xml:space="preserve">Push notifications and offline mode on mobile; an iPhone release</w:t>
+              <w:t xml:space="preserve">Badges, leaderboards and certificates</w:t>
             </w:r>
           </w:p>
         </w:tc>
@@ -1505,7 +1332,7 @@
                 <w:sz w:val="19"/>
                 <w:szCs w:val="19"/>
               </w:rPr>
-              <w:t xml:space="preserve">Better reach and use</w:t>
+              <w:t xml:space="preserve">More engagement</w:t>
             </w:r>
           </w:p>
         </w:tc>
@@ -1537,7 +1364,7 @@
                 <w:sz w:val="19"/>
                 <w:szCs w:val="19"/>
               </w:rPr>
-              <w:t xml:space="preserve">Officer and administrator screens on mobile</w:t>
+              <w:t xml:space="preserve">Response playbooks and time limits for incidents</w:t>
             </w:r>
           </w:p>
         </w:tc>
@@ -1564,302 +1391,7 @@
                 <w:sz w:val="19"/>
                 <w:szCs w:val="19"/>
               </w:rPr>
-              <w:t xml:space="preserve">Respond from anywhere</w:t>
-            </w:r>
-          </w:p>
-        </w:tc>
-      </w:tr>
-      <w:tr>
-        <w:trPr>
-          <w:cantSplit/>
-        </w:trPr>
-        <w:tc>
-          <w:tcPr>
-            <w:tcW w:type="dxa" w:w="5200"/>
-            <w:tcBorders>
-              <w:top w:val="single" w:color="B8C2D0" w:sz="4"/>
-              <w:left w:val="single" w:color="B8C2D0" w:sz="4"/>
-              <w:bottom w:val="single" w:color="B8C2D0" w:sz="4"/>
-              <w:right w:val="single" w:color="B8C2D0" w:sz="4"/>
-            </w:tcBorders>
-            <w:shd w:fill="FFFFFF" w:color="auto" w:val="clear"/>
-            <w:tcMar>
-              <w:top w:type="dxa" w:w="60"/>
-              <w:left w:type="dxa" w:w="100"/>
-              <w:bottom w:type="dxa" w:w="60"/>
-              <w:right w:type="dxa" w:w="100"/>
-            </w:tcMar>
-          </w:tcPr>
-          <w:p>
-            <w:r>
-              <w:rPr>
-                <w:sz w:val="19"/>
-                <w:szCs w:val="19"/>
-              </w:rPr>
-              <w:t xml:space="preserve">Game features: badges, leaderboards, streaks and certificates</w:t>
-            </w:r>
-          </w:p>
-        </w:tc>
-        <w:tc>
-          <w:tcPr>
-            <w:tcW w:type="dxa" w:w="3826"/>
-            <w:tcBorders>
-              <w:top w:val="single" w:color="B8C2D0" w:sz="4"/>
-              <w:left w:val="single" w:color="B8C2D0" w:sz="4"/>
-              <w:bottom w:val="single" w:color="B8C2D0" w:sz="4"/>
-              <w:right w:val="single" w:color="B8C2D0" w:sz="4"/>
-            </w:tcBorders>
-            <w:shd w:fill="FFFFFF" w:color="auto" w:val="clear"/>
-            <w:tcMar>
-              <w:top w:type="dxa" w:w="60"/>
-              <w:left w:type="dxa" w:w="100"/>
-              <w:bottom w:type="dxa" w:w="60"/>
-              <w:right w:type="dxa" w:w="100"/>
-            </w:tcMar>
-          </w:tcPr>
-          <w:p>
-            <w:r>
-              <w:rPr>
-                <w:sz w:val="19"/>
-                <w:szCs w:val="19"/>
-              </w:rPr>
-              <w:t xml:space="preserve">More engagement</w:t>
-            </w:r>
-          </w:p>
-        </w:tc>
-      </w:tr>
-      <w:tr>
-        <w:trPr>
-          <w:cantSplit/>
-        </w:trPr>
-        <w:tc>
-          <w:tcPr>
-            <w:tcW w:type="dxa" w:w="5200"/>
-            <w:tcBorders>
-              <w:top w:val="single" w:color="B8C2D0" w:sz="4"/>
-              <w:left w:val="single" w:color="B8C2D0" w:sz="4"/>
-              <w:bottom w:val="single" w:color="B8C2D0" w:sz="4"/>
-              <w:right w:val="single" w:color="B8C2D0" w:sz="4"/>
-            </w:tcBorders>
-            <w:shd w:fill="FFFFFF" w:color="auto" w:val="clear"/>
-            <w:tcMar>
-              <w:top w:type="dxa" w:w="60"/>
-              <w:left w:type="dxa" w:w="100"/>
-              <w:bottom w:type="dxa" w:w="60"/>
-              <w:right w:type="dxa" w:w="100"/>
-            </w:tcMar>
-          </w:tcPr>
-          <w:p>
-            <w:r>
-              <w:rPr>
-                <w:sz w:val="19"/>
-                <w:szCs w:val="19"/>
-              </w:rPr>
-              <w:t xml:space="preserve">Several organisations in one system and more languages (including Shona and Ndebele)</w:t>
-            </w:r>
-          </w:p>
-        </w:tc>
-        <w:tc>
-          <w:tcPr>
-            <w:tcW w:type="dxa" w:w="3826"/>
-            <w:tcBorders>
-              <w:top w:val="single" w:color="B8C2D0" w:sz="4"/>
-              <w:left w:val="single" w:color="B8C2D0" w:sz="4"/>
-              <w:bottom w:val="single" w:color="B8C2D0" w:sz="4"/>
-              <w:right w:val="single" w:color="B8C2D0" w:sz="4"/>
-            </w:tcBorders>
-            <w:shd w:fill="FFFFFF" w:color="auto" w:val="clear"/>
-            <w:tcMar>
-              <w:top w:type="dxa" w:w="60"/>
-              <w:left w:type="dxa" w:w="100"/>
-              <w:bottom w:type="dxa" w:w="60"/>
-              <w:right w:type="dxa" w:w="100"/>
-            </w:tcMar>
-          </w:tcPr>
-          <w:p>
-            <w:r>
-              <w:rPr>
-                <w:sz w:val="19"/>
-                <w:szCs w:val="19"/>
-              </w:rPr>
-              <w:t xml:space="preserve">Wider use</w:t>
-            </w:r>
-          </w:p>
-        </w:tc>
-      </w:tr>
-      <w:tr>
-        <w:trPr>
-          <w:cantSplit/>
-        </w:trPr>
-        <w:tc>
-          <w:tcPr>
-            <w:tcW w:type="dxa" w:w="5200"/>
-            <w:tcBorders>
-              <w:top w:val="single" w:color="B8C2D0" w:sz="4"/>
-              <w:left w:val="single" w:color="B8C2D0" w:sz="4"/>
-              <w:bottom w:val="single" w:color="B8C2D0" w:sz="4"/>
-              <w:right w:val="single" w:color="B8C2D0" w:sz="4"/>
-            </w:tcBorders>
-            <w:shd w:fill="FFFFFF" w:color="auto" w:val="clear"/>
-            <w:tcMar>
-              <w:top w:type="dxa" w:w="60"/>
-              <w:left w:type="dxa" w:w="100"/>
-              <w:bottom w:type="dxa" w:w="60"/>
-              <w:right w:type="dxa" w:w="100"/>
-            </w:tcMar>
-          </w:tcPr>
-          <w:p>
-            <w:r>
-              <w:rPr>
-                <w:sz w:val="19"/>
-                <w:szCs w:val="19"/>
-              </w:rPr>
-              <w:t xml:space="preserve">Better analytics: trend forecasts, risk scores for each department, scheduled PDF reports</w:t>
-            </w:r>
-          </w:p>
-        </w:tc>
-        <w:tc>
-          <w:tcPr>
-            <w:tcW w:type="dxa" w:w="3826"/>
-            <w:tcBorders>
-              <w:top w:val="single" w:color="B8C2D0" w:sz="4"/>
-              <w:left w:val="single" w:color="B8C2D0" w:sz="4"/>
-              <w:bottom w:val="single" w:color="B8C2D0" w:sz="4"/>
-              <w:right w:val="single" w:color="B8C2D0" w:sz="4"/>
-            </w:tcBorders>
-            <w:shd w:fill="FFFFFF" w:color="auto" w:val="clear"/>
-            <w:tcMar>
-              <w:top w:type="dxa" w:w="60"/>
-              <w:left w:type="dxa" w:w="100"/>
-              <w:bottom w:type="dxa" w:w="60"/>
-              <w:right w:type="dxa" w:w="100"/>
-            </w:tcMar>
-          </w:tcPr>
-          <w:p>
-            <w:r>
-              <w:rPr>
-                <w:sz w:val="19"/>
-                <w:szCs w:val="19"/>
-              </w:rPr>
-              <w:t xml:space="preserve">Better decisions</w:t>
-            </w:r>
-          </w:p>
-        </w:tc>
-      </w:tr>
-      <w:tr>
-        <w:trPr>
-          <w:cantSplit/>
-        </w:trPr>
-        <w:tc>
-          <w:tcPr>
-            <w:tcW w:type="dxa" w:w="5200"/>
-            <w:tcBorders>
-              <w:top w:val="single" w:color="B8C2D0" w:sz="4"/>
-              <w:left w:val="single" w:color="B8C2D0" w:sz="4"/>
-              <w:bottom w:val="single" w:color="B8C2D0" w:sz="4"/>
-              <w:right w:val="single" w:color="B8C2D0" w:sz="4"/>
-            </w:tcBorders>
-            <w:shd w:fill="FFFFFF" w:color="auto" w:val="clear"/>
-            <w:tcMar>
-              <w:top w:type="dxa" w:w="60"/>
-              <w:left w:type="dxa" w:w="100"/>
-              <w:bottom w:type="dxa" w:w="60"/>
-              <w:right w:type="dxa" w:w="100"/>
-            </w:tcMar>
-          </w:tcPr>
-          <w:p>
-            <w:r>
-              <w:rPr>
-                <w:sz w:val="19"/>
-                <w:szCs w:val="19"/>
-              </w:rPr>
-              <w:t xml:space="preserve">Response playbooks and time limits (SLA timers) for incidents</w:t>
-            </w:r>
-          </w:p>
-        </w:tc>
-        <w:tc>
-          <w:tcPr>
-            <w:tcW w:type="dxa" w:w="3826"/>
-            <w:tcBorders>
-              <w:top w:val="single" w:color="B8C2D0" w:sz="4"/>
-              <w:left w:val="single" w:color="B8C2D0" w:sz="4"/>
-              <w:bottom w:val="single" w:color="B8C2D0" w:sz="4"/>
-              <w:right w:val="single" w:color="B8C2D0" w:sz="4"/>
-            </w:tcBorders>
-            <w:shd w:fill="FFFFFF" w:color="auto" w:val="clear"/>
-            <w:tcMar>
-              <w:top w:type="dxa" w:w="60"/>
-              <w:left w:type="dxa" w:w="100"/>
-              <w:bottom w:type="dxa" w:w="60"/>
-              <w:right w:type="dxa" w:w="100"/>
-            </w:tcMar>
-          </w:tcPr>
-          <w:p>
-            <w:r>
-              <w:rPr>
-                <w:sz w:val="19"/>
-                <w:szCs w:val="19"/>
-              </w:rPr>
               <w:t xml:space="preserve">Steady and timely response</w:t>
-            </w:r>
-          </w:p>
-        </w:tc>
-      </w:tr>
-      <w:tr>
-        <w:trPr>
-          <w:cantSplit/>
-        </w:trPr>
-        <w:tc>
-          <w:tcPr>
-            <w:tcW w:type="dxa" w:w="5200"/>
-            <w:tcBorders>
-              <w:top w:val="single" w:color="B8C2D0" w:sz="4"/>
-              <w:left w:val="single" w:color="B8C2D0" w:sz="4"/>
-              <w:bottom w:val="single" w:color="B8C2D0" w:sz="4"/>
-              <w:right w:val="single" w:color="B8C2D0" w:sz="4"/>
-            </w:tcBorders>
-            <w:shd w:fill="FFFFFF" w:color="auto" w:val="clear"/>
-            <w:tcMar>
-              <w:top w:type="dxa" w:w="60"/>
-              <w:left w:type="dxa" w:w="100"/>
-              <w:bottom w:type="dxa" w:w="60"/>
-              <w:right w:type="dxa" w:w="100"/>
-            </w:tcMar>
-          </w:tcPr>
-          <w:p>
-            <w:r>
-              <w:rPr>
-                <w:sz w:val="19"/>
-                <w:szCs w:val="19"/>
-              </w:rPr>
-              <w:t xml:space="preserve">Docker deployment and automatic backups</w:t>
-            </w:r>
-          </w:p>
-        </w:tc>
-        <w:tc>
-          <w:tcPr>
-            <w:tcW w:type="dxa" w:w="3826"/>
-            <w:tcBorders>
-              <w:top w:val="single" w:color="B8C2D0" w:sz="4"/>
-              <w:left w:val="single" w:color="B8C2D0" w:sz="4"/>
-              <w:bottom w:val="single" w:color="B8C2D0" w:sz="4"/>
-              <w:right w:val="single" w:color="B8C2D0" w:sz="4"/>
-            </w:tcBorders>
-            <w:shd w:fill="FFFFFF" w:color="auto" w:val="clear"/>
-            <w:tcMar>
-              <w:top w:type="dxa" w:w="60"/>
-              <w:left w:type="dxa" w:w="100"/>
-              <w:bottom w:type="dxa" w:w="60"/>
-              <w:right w:type="dxa" w:w="100"/>
-            </w:tcMar>
-          </w:tcPr>
-          <w:p>
-            <w:r>
-              <w:rPr>
-                <w:sz w:val="19"/>
-                <w:szCs w:val="19"/>
-              </w:rPr>
-              <w:t xml:space="preserve">Easier operation</w:t>
             </w:r>
           </w:p>
         </w:tc>
@@ -1883,7 +1415,7 @@
         <w:spacing w:after="120" w:line="300"/>
       </w:pPr>
       <w:r>
-        <w:t xml:space="preserve">CyberShield Hub shows that one developer can build a secure, measurable and easy-to-use security awareness and incident response platform with open-source tools. By joining continuous learning with an accountable response process, it helps an organisation move from reacting to incidents to preventing them.</w:t>
+        <w:t xml:space="preserve">CyberShield Hub is a secure, measurable and easy-to-use security awareness and incident response system built with open-source tools. It joins continuous learning with an accountable response process.</w:t>
       </w:r>
     </w:p>
     <w:p>
@@ -1944,19 +1476,6 @@
       </w:pPr>
       <w:r>
         <w:t xml:space="preserve">React documentation. https://react.dev</w:t>
-      </w:r>
-    </w:p>
-    <w:p>
-      <w:pPr>
-        <w:pStyle w:val="ListParagraph"/>
-        <w:numPr>
-          <w:ilvl w:val="0"/>
-          <w:numId w:val="2"/>
-        </w:numPr>
-        <w:spacing w:after="60" w:line="288"/>
-      </w:pPr>
-      <w:r>
-        <w:t xml:space="preserve">Flutter documentation. https://docs.flutter.dev</w:t>
       </w:r>
     </w:p>
     <w:p>
